--- a/scripts/TOFU 01 - Tasting Note Kopi.docx
+++ b/scripts/TOFU 01 - Tasting Note Kopi.docx
@@ -794,6 +794,36 @@
       </w:r>
     </w:p>
     <w:p>
+      <w:pPr>
+        <w:pBdr>
+          <w:left w:val="single" w:color="D9B45B" w:sz="14" w:space="10"/>
+        </w:pBdr>
+        <w:shd w:fill="FBF3E2" w:val="clear"/>
+        <w:spacing w:after="140" w:before="140" w:line="276"/>
+        <w:ind w:left="140" w:right="140"/>
+      </w:pPr>
+      <w:r>
+        <w:rPr>
+          <w:rFonts w:ascii="Calibri" w:cs="Calibri" w:eastAsia="Calibri" w:hAnsi="Calibri"/>
+          <w:b/>
+          <w:bCs/>
+          <w:color w:val="8A6D3B"/>
+          <w:sz w:val="20"/>
+          <w:szCs w:val="20"/>
+        </w:rPr>
+        <w:t xml:space="preserve">ATURAN PEMAKAIAN ANALOGI — berlaku buat semua script  </w:t>
+      </w:r>
+      <w:r>
+        <w:rPr>
+          <w:rFonts w:ascii="Calibri" w:cs="Calibri" w:eastAsia="Calibri" w:hAnsi="Calibri"/>
+          <w:color w:val="5C4A28"/>
+          <w:sz w:val="20"/>
+          <w:szCs w:val="20"/>
+        </w:rPr>
+        <w:t xml:space="preserve">Analogi cuma dipakai kalau penonton butuh dijelasin KENAPA-nya, dan cuma SATU per konten. Di script ini satu-satunya analogi adalah "resep chef", dan munculnya cuma di bagian twist — bukan di sepanjang video. Kalau semua konten dianalogikan, penonton bosen dan kamu kedengeran muter-muter. Konten yang isinya daftar atau angka (contoh: TOFU 03 soal air) justru lebih baik tanpa analogi sama sekali.</w:t>
+      </w:r>
+    </w:p>
+    <w:p>
       <w:r>
         <w:br w:type="page"/>
       </w:r>
@@ -2785,44 +2815,6 @@
           <w:szCs w:val="24"/>
         </w:rPr>
         <w:t xml:space="preserve"> — biar "stroberi" yang ditulis di Indonesia nunjuk ke hal yang sama kayak "stroberi" yang ditulis di Norwegia.</w:t>
-      </w:r>
-    </w:p>
-    <w:p>
-      <w:pPr>
-        <w:pBdr>
-          <w:left w:val="single" w:color="B03A2E" w:sz="18" w:space="14"/>
-        </w:pBdr>
-        <w:spacing w:after="60" w:before="60" w:line="300"/>
-        <w:ind w:left="340"/>
-      </w:pPr>
-      <w:r>
-        <w:rPr>
-          <w:rFonts w:ascii="Calibri" w:cs="Calibri" w:eastAsia="Calibri" w:hAnsi="Calibri"/>
-          <w:color w:val="1A1A1A"/>
-          <w:sz w:val="24"/>
-          <w:szCs w:val="24"/>
-        </w:rPr>
-        <w:t xml:space="preserve">Persis kayak </w:t>
-      </w:r>
-      <w:r>
-        <w:rPr>
-          <w:rFonts w:ascii="Calibri" w:cs="Calibri" w:eastAsia="Calibri" w:hAnsi="Calibri"/>
-          <w:b/>
-          <w:bCs/>
-          <w:color w:val="1A1A1A"/>
-          <w:sz w:val="24"/>
-          <w:szCs w:val="24"/>
-        </w:rPr>
-        <w:t xml:space="preserve">timbangan di pasar yang ditera ulang</w:t>
-      </w:r>
-      <w:r>
-        <w:rPr>
-          <w:rFonts w:ascii="Calibri" w:cs="Calibri" w:eastAsia="Calibri" w:hAnsi="Calibri"/>
-          <w:color w:val="1A1A1A"/>
-          <w:sz w:val="24"/>
-          <w:szCs w:val="24"/>
-        </w:rPr>
-        <w:t xml:space="preserve"> biar semua pedagang seragam.</w:t>
       </w:r>
     </w:p>
     <w:p>
